--- a/pr-preview/pr-126/correlation-regression-handout-tracked-changes.docx
+++ b/pr-preview/pr-126/correlation-regression-handout-tracked-changes.docx
@@ -26,7 +26,7 @@
       </w:pPr>
       <w:ins w:id="2" w:author="PR Preview" w:date="2026-01-01T00:00:00Z">
         <w:r>
-          <w:t xml:space="preserve">Last modified: 2026-10-13 19:37:09 (PDT)</w:t>
+          <w:t xml:space="preserve">Last modified: 2026-10-13 21:02:10 (PDT)</w:t>
         </w:r>
       </w:ins>
     </w:p>

--- a/pr-preview/pr-126/correlation-regression-handout-tracked-changes.docx
+++ b/pr-preview/pr-126/correlation-regression-handout-tracked-changes.docx
@@ -16,7 +16,7 @@
       </w:pPr>
       <w:del w:id="1" w:author="PR Preview" w:date="2026-01-01T00:00:00Z">
         <w:r>
-          <w:delText xml:space="preserve">Last modified: 2026-10-13 19:33:04 (PDT)</w:delText>
+          <w:delText xml:space="preserve">Last modified: 2026-10-13 22:36:40 (PDT)</w:delText>
         </w:r>
       </w:del>
     </w:p>
@@ -26,7 +26,7 @@
       </w:pPr>
       <w:ins w:id="2" w:author="PR Preview" w:date="2026-01-01T00:00:00Z">
         <w:r>
-          <w:t xml:space="preserve">Last modified: 2026-10-13 21:02:10 (PDT)</w:t>
+          <w:t xml:space="preserve">Last modified: 2026-10-13 22:33:57 (PDT)</w:t>
         </w:r>
       </w:ins>
     </w:p>
@@ -3869,7 +3869,7 @@
     <w:bookmarkEnd w:id="28"/>
     <w:bookmarkEnd w:id="29"/>
     <w:bookmarkEnd w:id="30"/>
-    <w:bookmarkStart w:id="130" w:name="sec-simple-linear-regression"/>
+    <w:bookmarkStart w:id="132" w:name="sec-simple-linear-regression"/>
     <w:p>
       <w:pPr>
         <w:pStyle w:val="Heading2"/>
@@ -3878,7 +3878,7 @@
         <w:t xml:space="preserve">3 Simple linear regression</w:t>
       </w:r>
     </w:p>
-    <w:bookmarkStart w:id="47" w:name="sec-slr-model"/>
+    <w:bookmarkStart w:id="49" w:name="sec-slr-model"/>
     <w:p>
       <w:pPr>
         <w:pStyle w:val="Heading3"/>
@@ -11557,30 +11557,60 @@
       </m:oMathPara>
     </w:p>
     <w:bookmarkEnd w:id="45"/>
-    <w:bookmarkStart w:id="46" w:name="rem-slr-parameters"/>
+    <w:bookmarkStart w:id="46" w:name="def-slr-intercept"/>
     <w:p>
       <w:pPr>
         <w:pStyle w:val="FirstParagraph"/>
       </w:pPr>
       <w:r>
         <w:rPr>
-          <w:i/>
-          <w:iCs/>
+          <w:b/>
+          <w:bCs/>
         </w:rPr>
-        <w:t xml:space="preserve">Remark 4</w:t>
-      </w:r>
-      <w:r>
-        <w:t xml:space="preserve"> (Interpreting the parameters). </w:t>
-      </w:r>
-    </w:p>
-    <w:p>
-      <w:pPr>
-        <w:pStyle w:val="Compact"/>
-        <w:numPr>
-          <w:ilvl w:val="0"/>
-          <w:numId w:val="1001"/>
-        </w:numPr>
-      </w:pPr>
+        <w:t xml:space="preserve">Definition 9 (Intercept)</w:t>
+      </w:r>
+      <w:r>
+        <w:t xml:space="preserve"> </w:t>
+      </w:r>
+      <w:r>
+        <w:t xml:space="preserve">In a simple linear regression model (</w:t>
+      </w:r>
+      <w:hyperlink w:anchor="def-slr">
+        <w:r>
+          <w:rPr>
+            <w:rStyle w:val="Hyperlink"/>
+          </w:rPr>
+          <w:t xml:space="preserve">Definition 8</w:t>
+        </w:r>
+      </w:hyperlink>
+      <w:r>
+        <w:t xml:space="preserve">),</w:t>
+      </w:r>
+      <w:r>
+        <w:t xml:space="preserve"> </w:t>
+      </w:r>
+      <w:r>
+        <w:t xml:space="preserve">the</w:t>
+      </w:r>
+      <w:r>
+        <w:t xml:space="preserve"> </w:t>
+      </w:r>
+      <w:r>
+        <w:rPr>
+          <w:b/>
+          <w:bCs/>
+        </w:rPr>
+        <w:t xml:space="preserve">intercept</w:t>
+      </w:r>
+      <w:r>
+        <w:t xml:space="preserve"> </w:t>
+      </w:r>
+      <w:r>
+        <w:t xml:space="preserve">is</w:t>
+      </w:r>
+      <w:r>
+        <w:t xml:space="preserve"> </w:t>
+      </w:r>
       <m:oMath>
         <m:sSub>
           <m:e>
@@ -11620,22 +11650,6 @@
         </m:r>
       </m:oMath>
       <w:r>
-        <w:t xml:space="preserve"> </w:t>
-      </w:r>
-      <w:r>
-        <w:t xml:space="preserve">is the</w:t>
-      </w:r>
-      <w:r>
-        <w:t xml:space="preserve"> </w:t>
-      </w:r>
-      <w:r>
-        <w:rPr>
-          <w:b/>
-          <w:bCs/>
-        </w:rPr>
-        <w:t xml:space="preserve">intercept</w:t>
-      </w:r>
-      <w:r>
         <w:t xml:space="preserve">:</w:t>
       </w:r>
       <w:r>
@@ -11679,14 +11693,61 @@
         <w:t xml:space="preserve">.</w:t>
       </w:r>
     </w:p>
+    <w:bookmarkEnd w:id="46"/>
+    <w:bookmarkStart w:id="47" w:name="def-slr-slope"/>
     <w:p>
       <w:pPr>
-        <w:pStyle w:val="Compact"/>
-        <w:numPr>
-          <w:ilvl w:val="0"/>
-          <w:numId w:val="1001"/>
-        </w:numPr>
+        <w:pStyle w:val="BodyText"/>
       </w:pPr>
+      <w:r>
+        <w:rPr>
+          <w:b/>
+          <w:bCs/>
+        </w:rPr>
+        <w:t xml:space="preserve">Definition 10 (Slope)</w:t>
+      </w:r>
+      <w:r>
+        <w:t xml:space="preserve"> </w:t>
+      </w:r>
+      <w:r>
+        <w:t xml:space="preserve">In a simple linear regression model (</w:t>
+      </w:r>
+      <w:hyperlink w:anchor="def-slr">
+        <w:r>
+          <w:rPr>
+            <w:rStyle w:val="Hyperlink"/>
+          </w:rPr>
+          <w:t xml:space="preserve">Definition 8</w:t>
+        </w:r>
+      </w:hyperlink>
+      <w:r>
+        <w:t xml:space="preserve">),</w:t>
+      </w:r>
+      <w:r>
+        <w:t xml:space="preserve"> </w:t>
+      </w:r>
+      <w:r>
+        <w:t xml:space="preserve">the</w:t>
+      </w:r>
+      <w:r>
+        <w:t xml:space="preserve"> </w:t>
+      </w:r>
+      <w:r>
+        <w:rPr>
+          <w:b/>
+          <w:bCs/>
+        </w:rPr>
+        <w:t xml:space="preserve">slope</w:t>
+      </w:r>
+      <w:r>
+        <w:t xml:space="preserve"> </w:t>
+      </w:r>
+      <w:r>
+        <w:t xml:space="preserve">is</w:t>
+      </w:r>
+      <w:r>
+        <w:t xml:space="preserve"> </w:t>
+      </w:r>
       <m:oMath>
         <m:sSub>
           <m:e>
@@ -11759,22 +11820,6 @@
         </m:r>
       </m:oMath>
       <w:r>
-        <w:t xml:space="preserve"> </w:t>
-      </w:r>
-      <w:r>
-        <w:t xml:space="preserve">is the</w:t>
-      </w:r>
-      <w:r>
-        <w:t xml:space="preserve"> </w:t>
-      </w:r>
-      <w:r>
-        <w:rPr>
-          <w:b/>
-          <w:bCs/>
-        </w:rPr>
-        <w:t xml:space="preserve">slope</w:t>
-      </w:r>
-      <w:r>
         <w:t xml:space="preserve">:</w:t>
       </w:r>
       <w:r>
@@ -11812,14 +11857,22 @@
         <w:t xml:space="preserve">differ by one unit.</w:t>
       </w:r>
     </w:p>
+    <w:bookmarkEnd w:id="47"/>
+    <w:bookmarkStart w:id="48" w:name="rem-slr-parameters"/>
     <w:p>
       <w:pPr>
-        <w:pStyle w:val="Compact"/>
-        <w:numPr>
-          <w:ilvl w:val="0"/>
-          <w:numId w:val="1001"/>
-        </w:numPr>
+        <w:pStyle w:val="BodyText"/>
       </w:pPr>
+      <w:r>
+        <w:rPr>
+          <w:i/>
+          <w:iCs/>
+        </w:rPr>
+        <w:t xml:space="preserve">Remark 4</w:t>
+      </w:r>
+      <w:r>
+        <w:t xml:space="preserve"> (Interpreting the variance parameter). </w:t>
+      </w:r>
       <m:oMath>
         <m:sSup>
           <m:e>
@@ -11866,9 +11919,9 @@
         <w:t xml:space="preserve">.</w:t>
       </w:r>
     </w:p>
-    <w:bookmarkEnd w:id="46"/>
-    <w:bookmarkEnd w:id="47"/>
-    <w:bookmarkStart w:id="108" w:name="sec-ols"/>
+    <w:bookmarkEnd w:id="48"/>
+    <w:bookmarkEnd w:id="49"/>
+    <w:bookmarkStart w:id="110" w:name="sec-ols"/>
     <w:p>
       <w:pPr>
         <w:pStyle w:val="Heading3"/>
@@ -11877,7 +11930,7 @@
         <w:t xml:space="preserve">3.2 Ordinary least squares estimation</w:t>
       </w:r>
     </w:p>
-    <w:bookmarkStart w:id="49" w:name="def-rss"/>
+    <w:bookmarkStart w:id="51" w:name="def-rss"/>
     <w:p>
       <w:pPr>
         <w:pStyle w:val="FirstParagraph"/>
@@ -11887,7 +11940,7 @@
           <w:b/>
           <w:bCs/>
         </w:rPr>
-        <w:t xml:space="preserve">Definition 9 (Residual sum of squares)</w:t>
+        <w:t xml:space="preserve">Definition 11 (Residual sum of squares)</w:t>
       </w:r>
       <w:r>
         <w:t xml:space="preserve"> </w:t>
@@ -12370,7 +12423,7 @@
       <w:r>
         <w:t xml:space="preserve"> </w:t>
       </w:r>
-      <w:hyperlink r:id="rId48">
+      <w:hyperlink r:id="rId50">
         <w:r>
           <w:rPr>
             <w:rStyle w:val="Hyperlink"/>
@@ -12402,8 +12455,8 @@
         <w:t xml:space="preserve">of the fitted model.</w:t>
       </w:r>
     </w:p>
-    <w:bookmarkEnd w:id="49"/>
-    <w:bookmarkStart w:id="50" w:name="exm-rss-slr"/>
+    <w:bookmarkEnd w:id="51"/>
+    <w:bookmarkStart w:id="52" w:name="exm-rss-slr"/>
     <w:p>
       <w:pPr>
         <w:pStyle w:val="BodyText"/>
@@ -12581,7 +12634,7 @@
           <w:rPr>
             <w:rStyle w:val="Hyperlink"/>
           </w:rPr>
-          <w:t xml:space="preserve">Definition 9</w:t>
+          <w:t xml:space="preserve">Definition 11</w:t>
         </w:r>
       </w:hyperlink>
       <w:r>
@@ -13276,8 +13329,8 @@
         </m:oMath>
       </m:oMathPara>
     </w:p>
-    <w:bookmarkEnd w:id="50"/>
-    <w:bookmarkStart w:id="55" w:name="exm-rss"/>
+    <w:bookmarkEnd w:id="52"/>
+    <w:bookmarkStart w:id="57" w:name="exm-rss"/>
     <w:p>
       <w:pPr>
         <w:pStyle w:val="FirstParagraph"/>
@@ -13719,7 +13772,7 @@
       <w:tr>
         <w:tc>
           <w:tcPr/>
-          <w:bookmarkStart w:id="54" w:name="fig-rss-three-points"/>
+          <w:bookmarkStart w:id="56" w:name="fig-rss-three-points"/>
           <w:p>
             <w:pPr>
               <w:pStyle w:val="SourceCode"/>
@@ -14482,18 +14535,18 @@
                 <wp:inline>
                   <wp:extent cx="4620126" cy="3696101"/>
                   <wp:effectExtent b="0" l="0" r="0" t="0"/>
-                  <wp:docPr descr="" title="" id="52" name="Picture"/>
+                  <wp:docPr descr="" title="" id="54" name="Picture"/>
                   <a:graphic>
                     <a:graphicData uri="http://schemas.openxmlformats.org/drawingml/2006/picture">
                       <pic:pic>
                         <pic:nvPicPr>
-                          <pic:cNvPr descr="correlation-regression_files/figure-docx/unnamed-chunk-5-1.png" id="53" name="Picture"/>
+                          <pic:cNvPr descr="correlation-regression_files/figure-docx/unnamed-chunk-5-1.png" id="55" name="Picture"/>
                           <pic:cNvPicPr>
                             <a:picLocks noChangeArrowheads="1" noChangeAspect="1"/>
                           </pic:cNvPicPr>
                         </pic:nvPicPr>
                         <pic:blipFill>
-                          <a:blip r:embed="rId51"/>
+                          <a:blip r:embed="rId53"/>
                           <a:stretch>
                             <a:fillRect/>
                           </a:stretch>
@@ -14539,12 +14592,12 @@
               <w:t xml:space="preserve">and the one nonzero residual (dashed)</w:t>
             </w:r>
           </w:p>
-          <w:bookmarkEnd w:id="54"/>
+          <w:bookmarkEnd w:id="56"/>
         </w:tc>
       </w:tr>
     </w:tbl>
-    <w:bookmarkEnd w:id="55"/>
-    <w:bookmarkStart w:id="57" w:name="exr-mse-rss"/>
+    <w:bookmarkEnd w:id="57"/>
+    <w:bookmarkStart w:id="59" w:name="exr-mse-rss"/>
     <w:p>
       <w:pPr>
         <w:pStyle w:val="BodyText"/>
@@ -14826,7 +14879,7 @@
           <w:rPr>
             <w:rStyle w:val="Hyperlink"/>
           </w:rPr>
-          <w:t xml:space="preserve">Definition 9</w:t>
+          <w:t xml:space="preserve">Definition 11</w:t>
         </w:r>
       </w:hyperlink>
       <w:r>
@@ -14841,7 +14894,7 @@
       <w:r>
         <w:t xml:space="preserve"> </w:t>
       </w:r>
-      <w:hyperlink r:id="rId56">
+      <w:hyperlink r:id="rId58">
         <w:r>
           <w:rPr>
             <w:rStyle w:val="Hyperlink"/>
@@ -14939,8 +14992,8 @@
         <w:t xml:space="preserve">in terms of that mean squared error.</w:t>
       </w:r>
     </w:p>
-    <w:bookmarkEnd w:id="57"/>
-    <w:bookmarkStart w:id="59" w:name="sol-mse-rss"/>
+    <w:bookmarkEnd w:id="59"/>
+    <w:bookmarkStart w:id="61" w:name="sol-mse-rss"/>
     <w:p>
       <w:pPr>
         <w:pStyle w:val="BodyText"/>
@@ -14961,7 +15014,7 @@
       <w:r>
         <w:t xml:space="preserve"> </w:t>
       </w:r>
-      <w:hyperlink r:id="rId58">
+      <w:hyperlink r:id="rId60">
         <w:r>
           <w:rPr>
             <w:rStyle w:val="Hyperlink"/>
@@ -16396,8 +16449,8 @@
         </m:oMath>
       </m:oMathPara>
     </w:p>
-    <w:bookmarkEnd w:id="59"/>
-    <w:bookmarkStart w:id="60" w:name="thm-mse-rss"/>
+    <w:bookmarkEnd w:id="61"/>
+    <w:bookmarkStart w:id="62" w:name="thm-mse-rss"/>
     <w:p>
       <w:pPr>
         <w:pStyle w:val="FirstParagraph"/>
@@ -16485,7 +16538,7 @@
       <w:r>
         <w:t xml:space="preserve"> </w:t>
       </w:r>
-      <w:hyperlink r:id="rId56">
+      <w:hyperlink r:id="rId58">
         <w:r>
           <w:rPr>
             <w:rStyle w:val="Hyperlink"/>
@@ -16699,7 +16752,7 @@
           <w:rPr>
             <w:rStyle w:val="Hyperlink"/>
           </w:rPr>
-          <w:t xml:space="preserve">Definition 9</w:t>
+          <w:t xml:space="preserve">Definition 11</w:t>
         </w:r>
       </w:hyperlink>
       <w:r>
@@ -16925,7 +16978,7 @@
         </m:oMath>
       </m:oMathPara>
     </w:p>
-    <w:bookmarkEnd w:id="60"/>
+    <w:bookmarkEnd w:id="62"/>
     <w:p>
       <w:pPr>
         <w:pStyle w:val="FirstParagraph"/>
@@ -16958,7 +17011,7 @@
         <w:t xml:space="preserve">.</w:t>
       </w:r>
     </w:p>
-    <w:bookmarkStart w:id="61" w:name="rem-mse-rss"/>
+    <w:bookmarkStart w:id="63" w:name="rem-mse-rss"/>
     <w:p>
       <w:pPr>
         <w:pStyle w:val="BodyText"/>
@@ -17046,8 +17099,8 @@
         <w:t xml:space="preserve">not the mean squared error of predictions of new outcomes.</w:t>
       </w:r>
     </w:p>
-    <w:bookmarkEnd w:id="61"/>
-    <w:bookmarkStart w:id="62" w:name="def-ols"/>
+    <w:bookmarkEnd w:id="63"/>
+    <w:bookmarkStart w:id="64" w:name="def-ols"/>
     <w:p>
       <w:pPr>
         <w:pStyle w:val="BodyText"/>
@@ -17057,7 +17110,7 @@
           <w:b/>
           <w:bCs/>
         </w:rPr>
-        <w:t xml:space="preserve">Definition 10 (Ordinary least squares)</w:t>
+        <w:t xml:space="preserve">Definition 12 (Ordinary least squares)</w:t>
       </w:r>
       <w:r>
         <w:t xml:space="preserve"> </w:t>
@@ -17255,8 +17308,8 @@
         </m:oMath>
       </m:oMathPara>
     </w:p>
-    <w:bookmarkEnd w:id="62"/>
-    <w:bookmarkStart w:id="67" w:name="exm-ols-slr"/>
+    <w:bookmarkEnd w:id="64"/>
+    <w:bookmarkStart w:id="69" w:name="exm-ols-slr"/>
     <w:p>
       <w:pPr>
         <w:pStyle w:val="FirstParagraph"/>
@@ -17285,7 +17338,7 @@
           <w:rPr>
             <w:rStyle w:val="Hyperlink"/>
           </w:rPr>
-          <w:t xml:space="preserve">Definition 10</w:t>
+          <w:t xml:space="preserve">Definition 12</w:t>
         </w:r>
       </w:hyperlink>
       <w:r>
@@ -17605,7 +17658,7 @@
       <w:tr>
         <w:tc>
           <w:tcPr/>
-          <w:bookmarkStart w:id="66" w:name="fig-rss-surface"/>
+          <w:bookmarkStart w:id="68" w:name="fig-rss-surface"/>
           <w:p>
             <w:pPr>
               <w:pStyle w:val="SourceCode"/>
@@ -18818,18 +18871,18 @@
                 <wp:inline>
                   <wp:extent cx="4620126" cy="3696101"/>
                   <wp:effectExtent b="0" l="0" r="0" t="0"/>
-                  <wp:docPr descr="" title="" id="64" name="Picture"/>
+                  <wp:docPr descr="" title="" id="66" name="Picture"/>
                   <a:graphic>
                     <a:graphicData uri="http://schemas.openxmlformats.org/drawingml/2006/picture">
                       <pic:pic>
                         <pic:nvPicPr>
-                          <pic:cNvPr descr="correlation-regression_files/figure-docx/unnamed-chunk-6-1.png" id="65" name="Picture"/>
+                          <pic:cNvPr descr="correlation-regression_files/figure-docx/unnamed-chunk-6-1.png" id="67" name="Picture"/>
                           <pic:cNvPicPr>
                             <a:picLocks noChangeArrowheads="1" noChangeAspect="1"/>
                           </pic:cNvPicPr>
                         </pic:nvPicPr>
                         <pic:blipFill>
-                          <a:blip r:embed="rId63"/>
+                          <a:blip r:embed="rId65"/>
                           <a:stretch>
                             <a:fillRect/>
                           </a:stretch>
@@ -19002,12 +19055,12 @@
               <w:t xml:space="preserve">.</w:t>
             </w:r>
           </w:p>
-          <w:bookmarkEnd w:id="66"/>
+          <w:bookmarkEnd w:id="68"/>
         </w:tc>
       </w:tr>
     </w:tbl>
-    <w:bookmarkEnd w:id="67"/>
-    <w:bookmarkStart w:id="68" w:name="def-normal-equations"/>
+    <w:bookmarkEnd w:id="69"/>
+    <w:bookmarkStart w:id="70" w:name="def-normal-equations"/>
     <w:p>
       <w:pPr>
         <w:pStyle w:val="BodyText"/>
@@ -19017,7 +19070,7 @@
           <w:b/>
           <w:bCs/>
         </w:rPr>
-        <w:t xml:space="preserve">Definition 11 (Normal equations)</w:t>
+        <w:t xml:space="preserve">Definition 13 (Normal equations)</w:t>
       </w:r>
       <w:r>
         <w:t xml:space="preserve"> </w:t>
@@ -19183,8 +19236,8 @@
         </m:oMath>
       </m:oMathPara>
     </w:p>
-    <w:bookmarkEnd w:id="68"/>
-    <w:bookmarkStart w:id="69" w:name="exm-normal-equations-slr"/>
+    <w:bookmarkEnd w:id="70"/>
+    <w:bookmarkStart w:id="71" w:name="exm-normal-equations-slr"/>
     <w:p>
       <w:pPr>
         <w:pStyle w:val="FirstParagraph"/>
@@ -19440,7 +19493,7 @@
           <w:rPr>
             <w:rStyle w:val="Hyperlink"/>
           </w:rPr>
-          <w:t xml:space="preserve">Definition 11</w:t>
+          <w:t xml:space="preserve">Definition 13</w:t>
         </w:r>
       </w:hyperlink>
       <w:r>
@@ -19572,8 +19625,8 @@
         </m:oMath>
       </m:oMathPara>
     </w:p>
-    <w:bookmarkEnd w:id="69"/>
-    <w:bookmarkStart w:id="70" w:name="def-centered-sums"/>
+    <w:bookmarkEnd w:id="71"/>
+    <w:bookmarkStart w:id="72" w:name="def-centered-sums"/>
     <w:p>
       <w:pPr>
         <w:pStyle w:val="FirstParagraph"/>
@@ -19583,7 +19636,7 @@
           <w:b/>
           <w:bCs/>
         </w:rPr>
-        <w:t xml:space="preserve">Definition 12 (Centered sums of squares and cross-products)</w:t>
+        <w:t xml:space="preserve">Definition 14 (Centered sums of squares and cross-products)</w:t>
       </w:r>
       <w:r>
         <w:t xml:space="preserve"> </w:t>
@@ -20202,8 +20255,8 @@
         </m:oMath>
       </m:oMathPara>
     </w:p>
-    <w:bookmarkEnd w:id="70"/>
-    <w:bookmarkStart w:id="71" w:name="exr-sum-deviations-zero"/>
+    <w:bookmarkEnd w:id="72"/>
+    <w:bookmarkStart w:id="73" w:name="exr-sum-deviations-zero"/>
     <w:p>
       <w:pPr>
         <w:pStyle w:val="FirstParagraph"/>
@@ -20308,8 +20361,8 @@
         <w:t xml:space="preserve">.</w:t>
       </w:r>
     </w:p>
-    <w:bookmarkEnd w:id="71"/>
-    <w:bookmarkStart w:id="72" w:name="sol-sum-deviations-zero"/>
+    <w:bookmarkEnd w:id="73"/>
+    <w:bookmarkStart w:id="74" w:name="sol-sum-deviations-zero"/>
     <w:p>
       <w:pPr>
         <w:pStyle w:val="BodyText"/>
@@ -20892,8 +20945,8 @@
         <w:t xml:space="preserve">.</w:t>
       </w:r>
     </w:p>
-    <w:bookmarkEnd w:id="72"/>
-    <w:bookmarkStart w:id="73" w:name="exr-sxx-expand"/>
+    <w:bookmarkEnd w:id="74"/>
+    <w:bookmarkStart w:id="75" w:name="exr-sxx-expand"/>
     <w:p>
       <w:pPr>
         <w:pStyle w:val="BodyText"/>
@@ -21022,15 +21075,15 @@
           <w:rPr>
             <w:rStyle w:val="Hyperlink"/>
           </w:rPr>
-          <w:t xml:space="preserve">Definition 12</w:t>
+          <w:t xml:space="preserve">Definition 14</w:t>
         </w:r>
       </w:hyperlink>
       <w:r>
         <w:t xml:space="preserve">).</w:t>
       </w:r>
     </w:p>
-    <w:bookmarkEnd w:id="73"/>
-    <w:bookmarkStart w:id="74" w:name="sol-sxx-expand"/>
+    <w:bookmarkEnd w:id="75"/>
+    <w:bookmarkStart w:id="76" w:name="sol-sxx-expand"/>
     <w:p>
       <w:pPr>
         <w:pStyle w:val="BodyText"/>
@@ -22323,8 +22376,8 @@
         </m:oMath>
       </m:oMathPara>
     </w:p>
-    <w:bookmarkEnd w:id="74"/>
-    <w:bookmarkStart w:id="75" w:name="exr-rss-deriv-intercept"/>
+    <w:bookmarkEnd w:id="76"/>
+    <w:bookmarkStart w:id="77" w:name="exr-rss-deriv-intercept"/>
     <w:p>
       <w:pPr>
         <w:pStyle w:val="FirstParagraph"/>
@@ -22516,8 +22569,8 @@
         <w:t xml:space="preserve">.</w:t>
       </w:r>
     </w:p>
-    <w:bookmarkEnd w:id="75"/>
-    <w:bookmarkStart w:id="76" w:name="sol-rss-deriv-intercept"/>
+    <w:bookmarkEnd w:id="77"/>
+    <w:bookmarkStart w:id="78" w:name="sol-rss-deriv-intercept"/>
     <w:p>
       <w:pPr>
         <w:pStyle w:val="BodyText"/>
@@ -25090,8 +25143,8 @@
         </m:oMath>
       </m:oMathPara>
     </w:p>
-    <w:bookmarkEnd w:id="76"/>
-    <w:bookmarkStart w:id="77" w:name="exr-rss-deriv-slope"/>
+    <w:bookmarkEnd w:id="78"/>
+    <w:bookmarkStart w:id="79" w:name="exr-rss-deriv-slope"/>
     <w:p>
       <w:pPr>
         <w:pStyle w:val="FirstParagraph"/>
@@ -25238,8 +25291,8 @@
         <w:t xml:space="preserve">.</w:t>
       </w:r>
     </w:p>
-    <w:bookmarkEnd w:id="77"/>
-    <w:bookmarkStart w:id="78" w:name="sol-rss-deriv-slope"/>
+    <w:bookmarkEnd w:id="79"/>
+    <w:bookmarkStart w:id="80" w:name="sol-rss-deriv-slope"/>
     <w:p>
       <w:pPr>
         <w:pStyle w:val="BodyText"/>
@@ -26908,8 +26961,8 @@
         </m:oMath>
       </m:oMathPara>
     </w:p>
-    <w:bookmarkEnd w:id="78"/>
-    <w:bookmarkStart w:id="79" w:name="exr-solve-normal-equations"/>
+    <w:bookmarkEnd w:id="80"/>
+    <w:bookmarkStart w:id="81" w:name="exr-solve-normal-equations"/>
     <w:p>
       <w:pPr>
         <w:pStyle w:val="FirstParagraph"/>
@@ -27070,15 +27123,15 @@
           <w:rPr>
             <w:rStyle w:val="Hyperlink"/>
           </w:rPr>
-          <w:t xml:space="preserve">Definition 12</w:t>
+          <w:t xml:space="preserve">Definition 14</w:t>
         </w:r>
       </w:hyperlink>
       <w:r>
         <w:t xml:space="preserve">).</w:t>
       </w:r>
     </w:p>
-    <w:bookmarkEnd w:id="79"/>
-    <w:bookmarkStart w:id="80" w:name="sol-solve-normal-equations"/>
+    <w:bookmarkEnd w:id="81"/>
+    <w:bookmarkStart w:id="82" w:name="sol-solve-normal-equations"/>
     <w:p>
       <w:pPr>
         <w:pStyle w:val="BodyText"/>
@@ -32132,8 +32185,8 @@
         <w:t xml:space="preserve">.</w:t>
       </w:r>
     </w:p>
-    <w:bookmarkEnd w:id="80"/>
-    <w:bookmarkStart w:id="81" w:name="exr-rss-hessian"/>
+    <w:bookmarkEnd w:id="82"/>
+    <w:bookmarkStart w:id="83" w:name="exr-rss-hessian"/>
     <w:p>
       <w:pPr>
         <w:pStyle w:val="BodyText"/>
@@ -32317,15 +32370,15 @@
           <w:rPr>
             <w:rStyle w:val="Hyperlink"/>
           </w:rPr>
-          <w:t xml:space="preserve">Definition 12</w:t>
+          <w:t xml:space="preserve">Definition 14</w:t>
         </w:r>
       </w:hyperlink>
       <w:r>
         <w:t xml:space="preserve">).</w:t>
       </w:r>
     </w:p>
-    <w:bookmarkEnd w:id="81"/>
-    <w:bookmarkStart w:id="82" w:name="sol-rss-hessian"/>
+    <w:bookmarkEnd w:id="83"/>
+    <w:bookmarkStart w:id="84" w:name="sol-rss-hessian"/>
     <w:p>
       <w:pPr>
         <w:pStyle w:val="BodyText"/>
@@ -37484,8 +37537,8 @@
         <w:t xml:space="preserve">and a positive determinant is positive definite.</w:t>
       </w:r>
     </w:p>
-    <w:bookmarkEnd w:id="82"/>
-    <w:bookmarkStart w:id="83" w:name="thm-ols-slr"/>
+    <w:bookmarkEnd w:id="84"/>
+    <w:bookmarkStart w:id="85" w:name="thm-ols-slr"/>
     <w:p>
       <w:pPr>
         <w:pStyle w:val="BodyText"/>
@@ -37543,7 +37596,7 @@
           <w:rPr>
             <w:rStyle w:val="Hyperlink"/>
           </w:rPr>
-          <w:t xml:space="preserve">Definition 12</w:t>
+          <w:t xml:space="preserve">Definition 14</w:t>
         </w:r>
       </w:hyperlink>
       <w:r>
@@ -37757,7 +37810,7 @@
         </m:oMath>
       </m:oMathPara>
     </w:p>
-    <w:bookmarkEnd w:id="83"/>
+    <w:bookmarkEnd w:id="85"/>
     <w:p>
       <w:pPr>
         <w:pStyle w:val="FirstParagraph"/>
@@ -38122,7 +38175,7 @@
         <w:t xml:space="preserve">instead of differentiating with respect to each component separately.</w:t>
       </w:r>
     </w:p>
-    <w:bookmarkStart w:id="84" w:name="def-slr-covariate-vector"/>
+    <w:bookmarkStart w:id="86" w:name="def-slr-covariate-vector"/>
     <w:p>
       <w:pPr>
         <w:pStyle w:val="BodyText"/>
@@ -38132,7 +38185,7 @@
           <w:b/>
           <w:bCs/>
         </w:rPr>
-        <w:t xml:space="preserve">Definition 13 (Covariate vector)</w:t>
+        <w:t xml:space="preserve">Definition 15 (Covariate vector)</w:t>
       </w:r>
       <w:r>
         <w:t xml:space="preserve"> </w:t>
@@ -38335,8 +38388,8 @@
         </m:oMath>
       </m:oMathPara>
     </w:p>
-    <w:bookmarkEnd w:id="84"/>
-    <w:bookmarkStart w:id="85" w:name="exr-slr-mean-dot-product"/>
+    <w:bookmarkEnd w:id="86"/>
+    <w:bookmarkStart w:id="87" w:name="exr-slr-mean-dot-product"/>
     <w:p>
       <w:pPr>
         <w:pStyle w:val="FirstParagraph"/>
@@ -38450,7 +38503,7 @@
           <w:rPr>
             <w:rStyle w:val="Hyperlink"/>
           </w:rPr>
-          <w:t xml:space="preserve">Definition 13</w:t>
+          <w:t xml:space="preserve">Definition 15</w:t>
         </w:r>
       </w:hyperlink>
       <w:r>
@@ -38635,8 +38688,8 @@
         <w:t xml:space="preserve">.</w:t>
       </w:r>
     </w:p>
-    <w:bookmarkEnd w:id="85"/>
-    <w:bookmarkStart w:id="86" w:name="sol-slr-mean-dot-product"/>
+    <w:bookmarkEnd w:id="87"/>
+    <w:bookmarkStart w:id="88" w:name="sol-slr-mean-dot-product"/>
     <w:p>
       <w:pPr>
         <w:pStyle w:val="BodyText"/>
@@ -39362,8 +39415,8 @@
         <w:t xml:space="preserve">.</w:t>
       </w:r>
     </w:p>
-    <w:bookmarkEnd w:id="86"/>
-    <w:bookmarkStart w:id="87" w:name="lem-slr-mean-dot-product"/>
+    <w:bookmarkEnd w:id="88"/>
+    <w:bookmarkStart w:id="89" w:name="lem-slr-mean-dot-product"/>
     <w:p>
       <w:pPr>
         <w:pStyle w:val="BodyText"/>
@@ -39423,7 +39476,7 @@
           <w:rPr>
             <w:rStyle w:val="Hyperlink"/>
           </w:rPr>
-          <w:t xml:space="preserve">Definition 13</w:t>
+          <w:t xml:space="preserve">Definition 15</w:t>
         </w:r>
       </w:hyperlink>
       <w:r>
@@ -39554,7 +39607,7 @@
         </m:oMath>
       </m:oMathPara>
     </w:p>
-    <w:bookmarkEnd w:id="87"/>
+    <w:bookmarkEnd w:id="89"/>
     <w:p>
       <w:pPr>
         <w:pStyle w:val="FirstParagraph"/>
@@ -39587,7 +39640,7 @@
         <w:t xml:space="preserve">.</w:t>
       </w:r>
     </w:p>
-    <w:bookmarkStart w:id="88" w:name="exm-rss-vector"/>
+    <w:bookmarkStart w:id="90" w:name="exm-rss-vector"/>
     <w:p>
       <w:pPr>
         <w:pStyle w:val="BodyText"/>
@@ -39743,7 +39796,7 @@
           <w:rPr>
             <w:rStyle w:val="Hyperlink"/>
           </w:rPr>
-          <w:t xml:space="preserve">Definition 9</w:t>
+          <w:t xml:space="preserve">Definition 11</w:t>
         </w:r>
       </w:hyperlink>
       <w:r>
@@ -40014,8 +40067,8 @@
         </m:oMath>
       </m:oMathPara>
     </w:p>
-    <w:bookmarkEnd w:id="88"/>
-    <w:bookmarkStart w:id="89" w:name="exr-rss-gradient-vector"/>
+    <w:bookmarkEnd w:id="90"/>
+    <w:bookmarkStart w:id="91" w:name="exr-rss-gradient-vector"/>
     <w:p>
       <w:pPr>
         <w:pStyle w:val="FirstParagraph"/>
@@ -40146,8 +40199,8 @@
         <w:t xml:space="preserve">rather than one component at a time.</w:t>
       </w:r>
     </w:p>
-    <w:bookmarkEnd w:id="89"/>
-    <w:bookmarkStart w:id="90" w:name="sol-rss-gradient-vector"/>
+    <w:bookmarkEnd w:id="91"/>
+    <w:bookmarkStart w:id="92" w:name="sol-rss-gradient-vector"/>
     <w:p>
       <w:pPr>
         <w:pStyle w:val="BodyText"/>
@@ -43026,8 +43079,8 @@
         </m:oMath>
       </m:oMathPara>
     </w:p>
-    <w:bookmarkEnd w:id="90"/>
-    <w:bookmarkStart w:id="91" w:name="exr-normal-equations-vector"/>
+    <w:bookmarkEnd w:id="92"/>
+    <w:bookmarkStart w:id="93" w:name="exr-normal-equations-vector"/>
     <w:p>
       <w:pPr>
         <w:pStyle w:val="FirstParagraph"/>
@@ -43345,8 +43398,8 @@
         <w:t xml:space="preserve">.</w:t>
       </w:r>
     </w:p>
-    <w:bookmarkEnd w:id="91"/>
-    <w:bookmarkStart w:id="92" w:name="sol-normal-equations-vector"/>
+    <w:bookmarkEnd w:id="93"/>
+    <w:bookmarkStart w:id="94" w:name="sol-normal-equations-vector"/>
     <w:p>
       <w:pPr>
         <w:pStyle w:val="BodyText"/>
@@ -45397,8 +45450,8 @@
         </m:oMath>
       </m:oMathPara>
     </w:p>
-    <w:bookmarkEnd w:id="92"/>
-    <w:bookmarkStart w:id="93" w:name="exr-solve-normal-equations-vector"/>
+    <w:bookmarkEnd w:id="94"/>
+    <w:bookmarkStart w:id="95" w:name="exr-solve-normal-equations-vector"/>
     <w:p>
       <w:pPr>
         <w:pStyle w:val="FirstParagraph"/>
@@ -45456,7 +45509,7 @@
           <w:rPr>
             <w:rStyle w:val="Hyperlink"/>
           </w:rPr>
-          <w:t xml:space="preserve">Definition 12</w:t>
+          <w:t xml:space="preserve">Definition 14</w:t>
         </w:r>
       </w:hyperlink>
       <w:r>
@@ -45584,8 +45637,8 @@
         <w:t xml:space="preserve">.</w:t>
       </w:r>
     </w:p>
-    <w:bookmarkEnd w:id="93"/>
-    <w:bookmarkStart w:id="94" w:name="sol-solve-normal-equations-vector"/>
+    <w:bookmarkEnd w:id="95"/>
+    <w:bookmarkStart w:id="96" w:name="sol-solve-normal-equations-vector"/>
     <w:p>
       <w:pPr>
         <w:pStyle w:val="BodyText"/>
@@ -55475,8 +55528,8 @@
         <w:t xml:space="preserve">.</w:t>
       </w:r>
     </w:p>
-    <w:bookmarkEnd w:id="94"/>
-    <w:bookmarkStart w:id="96" w:name="exr-rss-hessian-vector"/>
+    <w:bookmarkEnd w:id="96"/>
+    <w:bookmarkStart w:id="98" w:name="exr-rss-hessian-vector"/>
     <w:p>
       <w:pPr>
         <w:pStyle w:val="BodyText"/>
@@ -55497,7 +55550,7 @@
       <w:r>
         <w:t xml:space="preserve"> </w:t>
       </w:r>
-      <w:hyperlink r:id="rId95">
+      <w:hyperlink r:id="rId97">
         <w:r>
           <w:rPr>
             <w:rStyle w:val="Hyperlink"/>
@@ -55662,15 +55715,15 @@
           <w:rPr>
             <w:rStyle w:val="Hyperlink"/>
           </w:rPr>
-          <w:t xml:space="preserve">Definition 12</w:t>
+          <w:t xml:space="preserve">Definition 14</w:t>
         </w:r>
       </w:hyperlink>
       <w:r>
         <w:t xml:space="preserve">).</w:t>
       </w:r>
     </w:p>
-    <w:bookmarkEnd w:id="96"/>
-    <w:bookmarkStart w:id="97" w:name="sol-rss-hessian-vector"/>
+    <w:bookmarkEnd w:id="98"/>
+    <w:bookmarkStart w:id="99" w:name="sol-rss-hessian-vector"/>
     <w:p>
       <w:pPr>
         <w:pStyle w:val="BodyText"/>
@@ -58469,8 +58522,8 @@
         <w:t xml:space="preserve">.</w:t>
       </w:r>
     </w:p>
-    <w:bookmarkEnd w:id="97"/>
-    <w:bookmarkStart w:id="98" w:name="thm-ols-slr-vector"/>
+    <w:bookmarkEnd w:id="99"/>
+    <w:bookmarkStart w:id="100" w:name="thm-ols-slr-vector"/>
     <w:p>
       <w:pPr>
         <w:pStyle w:val="BodyText"/>
@@ -58528,7 +58581,7 @@
           <w:rPr>
             <w:rStyle w:val="Hyperlink"/>
           </w:rPr>
-          <w:t xml:space="preserve">Definition 12</w:t>
+          <w:t xml:space="preserve">Definition 14</w:t>
         </w:r>
       </w:hyperlink>
       <w:r>
@@ -58650,7 +58703,7 @@
           <w:rPr>
             <w:rStyle w:val="Hyperlink"/>
           </w:rPr>
-          <w:t xml:space="preserve">Definition 10</w:t>
+          <w:t xml:space="preserve">Definition 12</w:t>
         </w:r>
       </w:hyperlink>
       <w:r>
@@ -58833,7 +58886,7 @@
         <w:t xml:space="preserve">.</w:t>
       </w:r>
     </w:p>
-    <w:bookmarkEnd w:id="98"/>
+    <w:bookmarkEnd w:id="100"/>
     <w:p>
       <w:pPr>
         <w:pStyle w:val="BodyText"/>
@@ -59174,7 +59227,7 @@
         <w:t xml:space="preserve">is its unique global minimum.</w:t>
       </w:r>
     </w:p>
-    <w:bookmarkStart w:id="100" w:name="exr-ols-slope-r"/>
+    <w:bookmarkStart w:id="102" w:name="exr-ols-slope-r"/>
     <w:p>
       <w:pPr>
         <w:pStyle w:val="BodyText"/>
@@ -59267,7 +59320,7 @@
           <w:rPr>
             <w:rStyle w:val="Hyperlink"/>
           </w:rPr>
-          <w:t xml:space="preserve">Definition 12</w:t>
+          <w:t xml:space="preserve">Definition 14</w:t>
         </w:r>
       </w:hyperlink>
       <w:r>
@@ -59354,7 +59407,7 @@
       <w:r>
         <w:t xml:space="preserve"> </w:t>
       </w:r>
-      <w:hyperlink r:id="rId99">
+      <w:hyperlink r:id="rId101">
         <w:r>
           <w:rPr>
             <w:rStyle w:val="Hyperlink"/>
@@ -59452,8 +59505,8 @@
         <w:t xml:space="preserve">.</w:t>
       </w:r>
     </w:p>
-    <w:bookmarkEnd w:id="100"/>
-    <w:bookmarkStart w:id="101" w:name="sol-ols-slope-r"/>
+    <w:bookmarkEnd w:id="102"/>
+    <w:bookmarkStart w:id="103" w:name="sol-ols-slope-r"/>
     <w:p>
       <w:pPr>
         <w:pStyle w:val="BodyText"/>
@@ -59476,7 +59529,7 @@
           <w:rPr>
             <w:rStyle w:val="Hyperlink"/>
           </w:rPr>
-          <w:t xml:space="preserve">Definition 12</w:t>
+          <w:t xml:space="preserve">Definition 14</w:t>
         </w:r>
       </w:hyperlink>
       <w:r>
@@ -61078,8 +61131,8 @@
         </m:oMath>
       </m:oMathPara>
     </w:p>
-    <w:bookmarkEnd w:id="101"/>
-    <w:bookmarkStart w:id="102" w:name="cor-ols-slope-r"/>
+    <w:bookmarkEnd w:id="103"/>
+    <w:bookmarkStart w:id="104" w:name="cor-ols-slope-r"/>
     <w:p>
       <w:pPr>
         <w:pStyle w:val="FirstParagraph"/>
@@ -61172,7 +61225,7 @@
           <w:rPr>
             <w:rStyle w:val="Hyperlink"/>
           </w:rPr>
-          <w:t xml:space="preserve">Definition 12</w:t>
+          <w:t xml:space="preserve">Definition 14</w:t>
         </w:r>
       </w:hyperlink>
       <w:r>
@@ -61348,7 +61401,7 @@
       <w:r>
         <w:t xml:space="preserve"> </w:t>
       </w:r>
-      <w:hyperlink r:id="rId99">
+      <w:hyperlink r:id="rId101">
         <w:r>
           <w:rPr>
             <w:rStyle w:val="Hyperlink"/>
@@ -61406,7 +61459,7 @@
         <w:t xml:space="preserve">.</w:t>
       </w:r>
     </w:p>
-    <w:bookmarkEnd w:id="102"/>
+    <w:bookmarkEnd w:id="104"/>
     <w:p>
       <w:pPr>
         <w:pStyle w:val="BodyText"/>
@@ -61480,18 +61533,18 @@
                 <wp:inline>
                   <wp:extent cx="152400" cy="152400"/>
                   <wp:effectExtent b="0" l="0" r="0" t="0"/>
-                  <wp:docPr descr="" title="" id="104" name="Picture"/>
+                  <wp:docPr descr="" title="" id="106" name="Picture"/>
                   <a:graphic>
                     <a:graphicData uri="http://schemas.openxmlformats.org/drawingml/2006/picture">
                       <pic:pic>
                         <pic:nvPicPr>
-                          <pic:cNvPr descr="/opt/quarto/share/formats/docx/tip.png" id="105" name="Picture"/>
+                          <pic:cNvPr descr="/opt/quarto/share/formats/docx/tip.png" id="107" name="Picture"/>
                           <pic:cNvPicPr>
                             <a:picLocks noChangeArrowheads="1" noChangeAspect="1"/>
                           </pic:cNvPicPr>
                         </pic:nvPicPr>
                         <pic:blipFill>
-                          <a:blip r:embed="rId103"/>
+                          <a:blip r:embed="rId105"/>
                           <a:stretch>
                             <a:fillRect/>
                           </a:stretch>
@@ -61553,7 +61606,7 @@
             <w:r>
               <w:t xml:space="preserve"> </w:t>
             </w:r>
-            <w:hyperlink r:id="rId106">
+            <w:hyperlink r:id="rId108">
               <w:r>
                 <w:rPr>
                   <w:rStyle w:val="Hyperlink"/>
@@ -61597,7 +61650,7 @@
             <w:r>
               <w:t xml:space="preserve"> </w:t>
             </w:r>
-            <w:hyperlink r:id="rId107">
+            <w:hyperlink r:id="rId109">
               <w:r>
                 <w:rPr>
                   <w:rStyle w:val="Hyperlink"/>
@@ -61613,8 +61666,8 @@
         </w:tc>
       </w:tr>
     </w:tbl>
-    <w:bookmarkEnd w:id="108"/>
-    <w:bookmarkStart w:id="114" w:name="sec-slr-R"/>
+    <w:bookmarkEnd w:id="110"/>
+    <w:bookmarkStart w:id="116" w:name="sec-slr-R"/>
     <w:p>
       <w:pPr>
         <w:pStyle w:val="Heading3"/>
@@ -61623,7 +61676,7 @@
         <w:t xml:space="preserve">3.3 Fitting a simple linear regression in R</w:t>
       </w:r>
     </w:p>
-    <w:bookmarkStart w:id="113" w:name="exm-hers-slr"/>
+    <w:bookmarkStart w:id="115" w:name="exm-hers-slr"/>
     <w:p>
       <w:pPr>
         <w:pStyle w:val="FirstParagraph"/>
@@ -62910,7 +62963,7 @@
       <w:tr>
         <w:tc>
           <w:tcPr/>
-          <w:bookmarkStart w:id="112" w:name="fig-hers-slr"/>
+          <w:bookmarkStart w:id="114" w:name="fig-hers-slr"/>
           <w:p>
             <w:pPr>
               <w:pStyle w:val="SourceCode"/>
@@ -63289,18 +63342,18 @@
                 <wp:inline>
                   <wp:extent cx="4620126" cy="3696101"/>
                   <wp:effectExtent b="0" l="0" r="0" t="0"/>
-                  <wp:docPr descr="" title="" id="110" name="Picture"/>
+                  <wp:docPr descr="" title="" id="112" name="Picture"/>
                   <a:graphic>
                     <a:graphicData uri="http://schemas.openxmlformats.org/drawingml/2006/picture">
                       <pic:pic>
                         <pic:nvPicPr>
-                          <pic:cNvPr descr="correlation-regression_files/figure-docx/unnamed-chunk-9-1.png" id="111" name="Picture"/>
+                          <pic:cNvPr descr="correlation-regression_files/figure-docx/unnamed-chunk-9-1.png" id="113" name="Picture"/>
                           <pic:cNvPicPr>
                             <a:picLocks noChangeArrowheads="1" noChangeAspect="1"/>
                           </pic:cNvPicPr>
                         </pic:nvPicPr>
                         <pic:blipFill>
-                          <a:blip r:embed="rId109"/>
+                          <a:blip r:embed="rId111"/>
                           <a:stretch>
                             <a:fillRect/>
                           </a:stretch>
@@ -63340,7 +63393,7 @@
               <w:t xml:space="preserve">Figure 4: Fasting glucose against BMI in HERS, with the OLS line</w:t>
             </w:r>
           </w:p>
-          <w:bookmarkEnd w:id="112"/>
+          <w:bookmarkEnd w:id="114"/>
         </w:tc>
       </w:tr>
     </w:tbl>
@@ -63454,9 +63507,9 @@
         <w:t xml:space="preserve">.</w:t>
       </w:r>
     </w:p>
-    <w:bookmarkEnd w:id="113"/>
-    <w:bookmarkEnd w:id="114"/>
-    <w:bookmarkStart w:id="127" w:name="sec-r-squared"/>
+    <w:bookmarkEnd w:id="115"/>
+    <w:bookmarkEnd w:id="116"/>
+    <w:bookmarkStart w:id="129" w:name="sec-r-squared"/>
     <w:p>
       <w:pPr>
         <w:pStyle w:val="Heading3"/>
@@ -63465,7 +63518,7 @@
         <w:t xml:space="preserve">3.4 The coefficient of determination</w:t>
       </w:r>
     </w:p>
-    <w:bookmarkStart w:id="115" w:name="def-tss"/>
+    <w:bookmarkStart w:id="117" w:name="def-tss"/>
     <w:p>
       <w:pPr>
         <w:pStyle w:val="FirstParagraph"/>
@@ -63475,7 +63528,7 @@
           <w:b/>
           <w:bCs/>
         </w:rPr>
-        <w:t xml:space="preserve">Definition 14 (Total sum of squares)</w:t>
+        <w:t xml:space="preserve">Definition 16 (Total sum of squares)</w:t>
       </w:r>
       <w:r>
         <w:t xml:space="preserve"> </w:t>
@@ -63675,8 +63728,8 @@
         </m:oMath>
       </m:oMathPara>
     </w:p>
-    <w:bookmarkEnd w:id="115"/>
-    <w:bookmarkStart w:id="116" w:name="exm-tss"/>
+    <w:bookmarkEnd w:id="117"/>
+    <w:bookmarkStart w:id="118" w:name="exm-tss"/>
     <w:p>
       <w:pPr>
         <w:pStyle w:val="FirstParagraph"/>
@@ -64020,8 +64073,8 @@
         </m:oMath>
       </m:oMathPara>
     </w:p>
-    <w:bookmarkEnd w:id="116"/>
-    <w:bookmarkStart w:id="117" w:name="def-r-squared"/>
+    <w:bookmarkEnd w:id="118"/>
+    <w:bookmarkStart w:id="119" w:name="def-r-squared"/>
     <w:p>
       <w:pPr>
         <w:pStyle w:val="FirstParagraph"/>
@@ -64031,7 +64084,7 @@
           <w:b/>
           <w:bCs/>
         </w:rPr>
-        <w:t xml:space="preserve">Definition 15 (Coefficient of determination)</w:t>
+        <w:t xml:space="preserve">Definition 17 (Coefficient of determination)</w:t>
       </w:r>
       <w:r>
         <w:t xml:space="preserve"> </w:t>
@@ -64256,8 +64309,8 @@
         </m:oMath>
       </m:oMathPara>
     </w:p>
-    <w:bookmarkEnd w:id="117"/>
-    <w:bookmarkStart w:id="118" w:name="rem-r-squared-interpretation"/>
+    <w:bookmarkEnd w:id="119"/>
+    <w:bookmarkStart w:id="120" w:name="rem-r-squared-interpretation"/>
     <w:p>
       <w:pPr>
         <w:pStyle w:val="FirstParagraph"/>
@@ -64318,8 +64371,8 @@
         <w:t xml:space="preserve">.</w:t>
       </w:r>
     </w:p>
-    <w:bookmarkEnd w:id="118"/>
-    <w:bookmarkStart w:id="119" w:name="exr-rss-ols-fit"/>
+    <w:bookmarkEnd w:id="120"/>
+    <w:bookmarkStart w:id="121" w:name="exr-rss-ols-fit"/>
     <w:p>
       <w:pPr>
         <w:pStyle w:val="BodyText"/>
@@ -64377,7 +64430,7 @@
           <w:rPr>
             <w:rStyle w:val="Hyperlink"/>
           </w:rPr>
-          <w:t xml:space="preserve">Definition 12</w:t>
+          <w:t xml:space="preserve">Definition 14</w:t>
         </w:r>
       </w:hyperlink>
       <w:r>
@@ -64619,8 +64672,8 @@
         <w:t xml:space="preserve">.</w:t>
       </w:r>
     </w:p>
-    <w:bookmarkEnd w:id="119"/>
-    <w:bookmarkStart w:id="121" w:name="sol-rss-ols-fit"/>
+    <w:bookmarkEnd w:id="121"/>
+    <w:bookmarkStart w:id="123" w:name="sol-rss-ols-fit"/>
     <w:p>
       <w:pPr>
         <w:pStyle w:val="BodyText"/>
@@ -64641,7 +64694,7 @@
       <w:r>
         <w:t xml:space="preserve"> </w:t>
       </w:r>
-      <w:hyperlink r:id="rId120">
+      <w:hyperlink r:id="rId122">
         <w:r>
           <w:rPr>
             <w:rStyle w:val="Hyperlink"/>
@@ -64753,7 +64806,7 @@
       <w:r>
         <w:t xml:space="preserve"> </w:t>
       </w:r>
-      <w:hyperlink r:id="rId48">
+      <w:hyperlink r:id="rId50">
         <w:r>
           <w:rPr>
             <w:rStyle w:val="Hyperlink"/>
@@ -68722,8 +68775,8 @@
         </m:oMath>
       </m:oMathPara>
     </w:p>
-    <w:bookmarkEnd w:id="121"/>
-    <w:bookmarkStart w:id="122" w:name="exr-r-squared-slr"/>
+    <w:bookmarkEnd w:id="123"/>
+    <w:bookmarkStart w:id="124" w:name="exr-r-squared-slr"/>
     <w:p>
       <w:pPr>
         <w:pStyle w:val="FirstParagraph"/>
@@ -68844,7 +68897,7 @@
           <w:rPr>
             <w:rStyle w:val="Hyperlink"/>
           </w:rPr>
-          <w:t xml:space="preserve">Definition 12</w:t>
+          <w:t xml:space="preserve">Definition 14</w:t>
         </w:r>
       </w:hyperlink>
       <w:r>
@@ -68980,8 +69033,8 @@
         <w:t xml:space="preserve">.</w:t>
       </w:r>
     </w:p>
-    <w:bookmarkEnd w:id="122"/>
-    <w:bookmarkStart w:id="124" w:name="sol-r-squared-slr"/>
+    <w:bookmarkEnd w:id="124"/>
+    <w:bookmarkStart w:id="126" w:name="sol-r-squared-slr"/>
     <w:p>
       <w:pPr>
         <w:pStyle w:val="BodyText"/>
@@ -69047,7 +69100,7 @@
           <w:rPr>
             <w:rStyle w:val="Hyperlink"/>
           </w:rPr>
-          <w:t xml:space="preserve">Definition 12</w:t>
+          <w:t xml:space="preserve">Definition 14</w:t>
         </w:r>
       </w:hyperlink>
       <w:r>
@@ -70573,7 +70626,7 @@
       <w:r>
         <w:t xml:space="preserve">(</w:t>
       </w:r>
-      <w:hyperlink r:id="rId123">
+      <w:hyperlink r:id="rId125">
         <w:r>
           <w:rPr>
             <w:rStyle w:val="Hyperlink"/>
@@ -70623,8 +70676,8 @@
         <w:t xml:space="preserve">.</w:t>
       </w:r>
     </w:p>
-    <w:bookmarkEnd w:id="124"/>
-    <w:bookmarkStart w:id="125" w:name="thm-r-squared-slr"/>
+    <w:bookmarkEnd w:id="126"/>
+    <w:bookmarkStart w:id="127" w:name="thm-r-squared-slr"/>
     <w:p>
       <w:pPr>
         <w:pStyle w:val="BodyText"/>
@@ -70751,7 +70804,7 @@
           <w:rPr>
             <w:rStyle w:val="Hyperlink"/>
           </w:rPr>
-          <w:t xml:space="preserve">Definition 12</w:t>
+          <w:t xml:space="preserve">Definition 14</w:t>
         </w:r>
       </w:hyperlink>
       <w:r>
@@ -70952,7 +71005,7 @@
         </m:oMath>
       </m:oMathPara>
     </w:p>
-    <w:bookmarkEnd w:id="125"/>
+    <w:bookmarkEnd w:id="127"/>
     <w:p>
       <w:pPr>
         <w:pStyle w:val="FirstParagraph"/>
@@ -71005,7 +71058,7 @@
         <w:t xml:space="preserve">.</w:t>
       </w:r>
     </w:p>
-    <w:bookmarkStart w:id="126" w:name="exm-hers-r-squared"/>
+    <w:bookmarkStart w:id="128" w:name="exm-hers-r-squared"/>
     <w:p>
       <w:pPr>
         <w:pStyle w:val="BodyText"/>
@@ -71096,7 +71149,7 @@
           <w:rPr>
             <w:rStyle w:val="Hyperlink"/>
           </w:rPr>
-          <w:t xml:space="preserve">Definition 15</w:t>
+          <w:t xml:space="preserve">Definition 17</w:t>
         </w:r>
       </w:hyperlink>
       <w:r>
@@ -71560,9 +71613,9 @@
         <w:t xml:space="preserve">variation in baseline fasting glucose.</w:t>
       </w:r>
     </w:p>
-    <w:bookmarkEnd w:id="126"/>
-    <w:bookmarkEnd w:id="127"/>
-    <w:bookmarkStart w:id="129" w:name="further-reading"/>
+    <w:bookmarkEnd w:id="128"/>
+    <w:bookmarkEnd w:id="129"/>
+    <w:bookmarkStart w:id="131" w:name="further-reading"/>
     <w:p>
       <w:pPr>
         <w:pStyle w:val="Heading3"/>
@@ -71575,7 +71628,7 @@
       <w:pPr>
         <w:pStyle w:val="FirstParagraph"/>
       </w:pPr>
-      <w:hyperlink r:id="rId128">
+      <w:hyperlink r:id="rId130">
         <w:r>
           <w:rPr>
             <w:rStyle w:val="Hyperlink"/>
@@ -71608,9 +71661,9 @@
         <w:t xml:space="preserve">cover linear regression in Chapter 4.</w:t>
       </w:r>
     </w:p>
-    <w:bookmarkEnd w:id="129"/>
-    <w:bookmarkEnd w:id="130"/>
-    <w:bookmarkStart w:id="137" w:name="references"/>
+    <w:bookmarkEnd w:id="131"/>
+    <w:bookmarkEnd w:id="132"/>
+    <w:bookmarkStart w:id="139" w:name="references"/>
     <w:p>
       <w:pPr>
         <w:pStyle w:val="Heading2"/>
@@ -71619,8 +71672,8 @@
         <w:t xml:space="preserve">References</w:t>
       </w:r>
     </w:p>
-    <w:bookmarkStart w:id="136" w:name="refs"/>
-    <w:bookmarkStart w:id="131" w:name="ref-hoggtanis2015"/>
+    <w:bookmarkStart w:id="138" w:name="refs"/>
+    <w:bookmarkStart w:id="133" w:name="ref-hoggtanis2015"/>
     <w:p>
       <w:pPr>
         <w:pStyle w:val="Bibliography"/>
@@ -71642,8 +71695,8 @@
         <w:t xml:space="preserve">. Tenth edition. Pearson.</w:t>
       </w:r>
     </w:p>
-    <w:bookmarkEnd w:id="131"/>
-    <w:bookmarkStart w:id="133" w:name="ref-hutchinson_wwu_ml_videos"/>
+    <w:bookmarkEnd w:id="133"/>
+    <w:bookmarkStart w:id="135" w:name="ref-hutchinson_wwu_ml_videos"/>
     <w:p>
       <w:pPr>
         <w:pStyle w:val="Bibliography"/>
@@ -71709,7 +71762,7 @@
       <w:r>
         <w:t xml:space="preserve"> </w:t>
       </w:r>
-      <w:hyperlink r:id="rId132">
+      <w:hyperlink r:id="rId134">
         <w:r>
           <w:rPr>
             <w:rStyle w:val="Hyperlink"/>
@@ -71721,8 +71774,8 @@
         <w:t xml:space="preserve">.</w:t>
       </w:r>
     </w:p>
-    <w:bookmarkEnd w:id="133"/>
-    <w:bookmarkStart w:id="135" w:name="ref-vittinghoff2e"/>
+    <w:bookmarkEnd w:id="135"/>
+    <w:bookmarkStart w:id="137" w:name="ref-vittinghoff2e"/>
     <w:p>
       <w:pPr>
         <w:pStyle w:val="Bibliography"/>
@@ -71746,7 +71799,7 @@
       <w:r>
         <w:t xml:space="preserve"> </w:t>
       </w:r>
-      <w:hyperlink r:id="rId134">
+      <w:hyperlink r:id="rId136">
         <w:r>
           <w:rPr>
             <w:rStyle w:val="Hyperlink"/>
@@ -71758,9 +71811,9 @@
         <w:t xml:space="preserve">.</w:t>
       </w:r>
     </w:p>
-    <w:bookmarkEnd w:id="135"/>
-    <w:bookmarkEnd w:id="136"/>
     <w:bookmarkEnd w:id="137"/>
+    <w:bookmarkEnd w:id="138"/>
+    <w:bookmarkEnd w:id="139"/>
     <w:sectPr>
       <w:footnotePr>
         <w:numRestart w:val="eachSect"/>
@@ -71871,114 +71924,8 @@
       </w:pPr>
     </w:lvl>
   </w:abstractNum>
-  <w:abstractNum w:abstractNumId="991">
-    <w:nsid w:val="0000A991"/>
-    <w:multiLevelType w:val="multilevel"/>
-    <w:lvl w:ilvl="0">
-      <w:numFmt w:val="bullet"/>
-      <w:lvlText w:val=""/>
-      <w:lvlJc w:val="left"/>
-      <w:pPr>
-        <w:ind w:left="720" w:hanging="360"/>
-      </w:pPr>
-      <w:rPr>
-        <w:rFonts w:ascii="Symbol" w:hAnsi="Symbol" w:cs="Symbol" w:hint="default"/>
-      </w:rPr>
-    </w:lvl>
-    <w:lvl w:ilvl="1">
-      <w:numFmt w:val="bullet"/>
-      <w:lvlText w:val="o"/>
-      <w:lvlJc w:val="left"/>
-      <w:pPr>
-        <w:ind w:left="1440" w:hanging="360"/>
-      </w:pPr>
-      <w:rPr>
-        <w:rFonts w:ascii="Courier New" w:hAnsi="Courier New" w:cs="Courier New" w:hint="default"/>
-      </w:rPr>
-    </w:lvl>
-    <w:lvl w:ilvl="2">
-      <w:numFmt w:val="bullet"/>
-      <w:lvlText w:val=""/>
-      <w:lvlJc w:val="left"/>
-      <w:pPr>
-        <w:ind w:left="2160" w:hanging="360"/>
-      </w:pPr>
-      <w:rPr>
-        <w:rFonts w:ascii="Wingdings" w:hAnsi="Wingdings" w:cs="Wingdings" w:hint="default"/>
-      </w:rPr>
-    </w:lvl>
-    <w:lvl w:ilvl="3">
-      <w:numFmt w:val="bullet"/>
-      <w:lvlText w:val=""/>
-      <w:lvlJc w:val="left"/>
-      <w:pPr>
-        <w:ind w:left="2880" w:hanging="360"/>
-      </w:pPr>
-      <w:rPr>
-        <w:rFonts w:ascii="Symbol" w:hAnsi="Symbol" w:cs="Symbol" w:hint="default"/>
-      </w:rPr>
-    </w:lvl>
-    <w:lvl w:ilvl="4">
-      <w:numFmt w:val="bullet"/>
-      <w:lvlText w:val="o"/>
-      <w:lvlJc w:val="left"/>
-      <w:pPr>
-        <w:ind w:left="3600" w:hanging="360"/>
-      </w:pPr>
-      <w:rPr>
-        <w:rFonts w:ascii="Courier New" w:hAnsi="Courier New" w:cs="Courier New" w:hint="default"/>
-      </w:rPr>
-    </w:lvl>
-    <w:lvl w:ilvl="5">
-      <w:numFmt w:val="bullet"/>
-      <w:lvlText w:val=""/>
-      <w:lvlJc w:val="left"/>
-      <w:pPr>
-        <w:ind w:left="4320" w:hanging="360"/>
-      </w:pPr>
-      <w:rPr>
-        <w:rFonts w:ascii="Wingdings" w:hAnsi="Wingdings" w:cs="Wingdings" w:hint="default"/>
-      </w:rPr>
-    </w:lvl>
-    <w:lvl w:ilvl="6">
-      <w:numFmt w:val="bullet"/>
-      <w:lvlText w:val=""/>
-      <w:lvlJc w:val="left"/>
-      <w:pPr>
-        <w:ind w:left="5040" w:hanging="360"/>
-      </w:pPr>
-      <w:rPr>
-        <w:rFonts w:ascii="Symbol" w:hAnsi="Symbol" w:cs="Symbol" w:hint="default"/>
-      </w:rPr>
-    </w:lvl>
-    <w:lvl w:ilvl="7">
-      <w:numFmt w:val="bullet"/>
-      <w:lvlText w:val="o"/>
-      <w:lvlJc w:val="left"/>
-      <w:pPr>
-        <w:ind w:left="5760" w:hanging="360"/>
-      </w:pPr>
-      <w:rPr>
-        <w:rFonts w:ascii="Courier New" w:hAnsi="Courier New" w:cs="Courier New" w:hint="default"/>
-      </w:rPr>
-    </w:lvl>
-    <w:lvl w:ilvl="8">
-      <w:numFmt w:val="bullet"/>
-      <w:lvlText w:val=""/>
-      <w:lvlJc w:val="left"/>
-      <w:pPr>
-        <w:ind w:left="6480" w:hanging="360"/>
-      </w:pPr>
-      <w:rPr>
-        <w:rFonts w:ascii="Wingdings" w:hAnsi="Wingdings" w:cs="Wingdings" w:hint="default"/>
-      </w:rPr>
-    </w:lvl>
-  </w:abstractNum>
   <w:num w:numId="1000">
     <w:abstractNumId w:val="990"/>
-  </w:num>
-  <w:num w:numId="1001">
-    <w:abstractNumId w:val="991"/>
   </w:num>
 </w:numbering>
 </file>
